--- a/data/revised_2026-10_full/outputs/v2/Maths/SS1.1_Real_Numbers/Mathematics_Real_Numbers_CBE_LessonSequence.docx
+++ b/data/revised_2026-10_full/outputs/v2/Maths/SS1.1_Real_Numbers/Mathematics_Real_Numbers_CBE_LessonSequence.docx
@@ -2298,7 +2298,7 @@
         </w:rPr>
         <w:t xml:space="preserve">© 2026 SeaVuria and ARES. This work is licensed under a </w:t>
       </w:r>
-      <w:hyperlink w:history="1" r:id="rIdaylb26xy63gqntvctab7o">
+      <w:hyperlink w:history="1" r:id="rId24huxxw_3q7t8ligbyxly">
         <w:r>
           <w:rPr>
             <w:rFonts w:ascii="Arial" w:cs="Arial" w:eastAsia="Arial" w:hAnsi="Arial"/>
@@ -2318,7 +2318,7 @@
         </w:rPr>
         <w:t xml:space="preserve"> (</w:t>
       </w:r>
-      <w:hyperlink w:history="1" r:id="rIdxfdbm6eo4yirfv_rtjndc">
+      <w:hyperlink w:history="1" r:id="rIdfykv9rudtk6xpmm7qvsm8">
         <w:r>
           <w:rPr>
             <w:rFonts w:ascii="Arial" w:cs="Arial" w:eastAsia="Arial" w:hAnsi="Arial"/>
@@ -2338,7 +2338,7 @@
         </w:rPr>
         <w:t xml:space="preserve">). To view a copy of this license, visit </w:t>
       </w:r>
-      <w:hyperlink w:history="1" r:id="rIdecknxfewp7qkjss---m_w">
+      <w:hyperlink w:history="1" r:id="rIdf70twsu-crxbmetgmbnxo">
         <w:r>
           <w:rPr>
             <w:rFonts w:ascii="Arial" w:cs="Arial" w:eastAsia="Arial" w:hAnsi="Arial"/>
@@ -3377,7 +3377,7 @@
             <w:pPr>
               <w:spacing w:after="20" w:before="0"/>
             </w:pPr>
-            <w:hyperlink w:history="1" r:id="rIdck4db7hxdtylnaftrhzjz">
+            <w:hyperlink w:history="1" r:id="rIdxegdvwn8zkh9mdpjaq1wd">
               <w:r>
                 <w:rPr>
                   <w:rFonts w:ascii="Arial" w:cs="Arial" w:eastAsia="Arial" w:hAnsi="Arial"/>
@@ -3410,7 +3410,7 @@
               <w:spacing w:after="10" w:before="0"/>
               <w:ind w:left="120"/>
             </w:pPr>
-            <w:hyperlink w:history="1" r:id="rId4hiqs-uwahp_7ge-zryek">
+            <w:hyperlink w:history="1" r:id="rIdstl-atiiozg3ca8mfvc7_">
               <w:r>
                 <w:rPr>
                   <w:rFonts w:ascii="Arial" w:cs="Arial" w:eastAsia="Arial" w:hAnsi="Arial"/>
@@ -3455,7 +3455,7 @@
             <w:pPr>
               <w:spacing w:after="20" w:before="0"/>
             </w:pPr>
-            <w:hyperlink w:history="1" r:id="rId_slkqysbvic7m2dqk_7vf">
+            <w:hyperlink w:history="1" r:id="rIdxvfmrodlag6eic0wpjjps">
               <w:r>
                 <w:rPr>
                   <w:rFonts w:ascii="Arial" w:cs="Arial" w:eastAsia="Arial" w:hAnsi="Arial"/>
@@ -3488,7 +3488,7 @@
               <w:spacing w:after="10" w:before="0"/>
               <w:ind w:left="120"/>
             </w:pPr>
-            <w:hyperlink w:history="1" r:id="rIdljwcb0bemxhsca0wakli3">
+            <w:hyperlink w:history="1" r:id="rIdeec45-fc-zrqqexkwmgay">
               <w:r>
                 <w:rPr>
                   <w:rFonts w:ascii="Arial" w:cs="Arial" w:eastAsia="Arial" w:hAnsi="Arial"/>
@@ -3688,7 +3688,7 @@
             <w:pPr>
               <w:spacing w:after="20" w:before="0"/>
             </w:pPr>
-            <w:hyperlink w:history="1" r:id="rIdiuk5cn1twsfm5bxim5lqc">
+            <w:hyperlink w:history="1" r:id="rIdswegyny70rexdwrvjjjqv">
               <w:r>
                 <w:rPr>
                   <w:rFonts w:ascii="Arial" w:cs="Arial" w:eastAsia="Arial" w:hAnsi="Arial"/>
@@ -3721,7 +3721,7 @@
               <w:spacing w:after="10" w:before="0"/>
               <w:ind w:left="120"/>
             </w:pPr>
-            <w:hyperlink w:history="1" r:id="rIdi_octknelryjbbfqsu767">
+            <w:hyperlink w:history="1" r:id="rIdlcp04lae8tnk3q7xaq-qq">
               <w:r>
                 <w:rPr>
                   <w:rFonts w:ascii="Arial" w:cs="Arial" w:eastAsia="Arial" w:hAnsi="Arial"/>
@@ -3766,7 +3766,7 @@
             <w:pPr>
               <w:spacing w:after="20" w:before="0"/>
             </w:pPr>
-            <w:hyperlink w:history="1" r:id="rId_cra9-jo0gt91imj2ue4x">
+            <w:hyperlink w:history="1" r:id="rIdbiezky8ya3elddjquzoqo">
               <w:r>
                 <w:rPr>
                   <w:rFonts w:ascii="Arial" w:cs="Arial" w:eastAsia="Arial" w:hAnsi="Arial"/>
@@ -3799,7 +3799,7 @@
               <w:spacing w:after="10" w:before="0"/>
               <w:ind w:left="120"/>
             </w:pPr>
-            <w:hyperlink w:history="1" r:id="rIdu9-p2g4s2uzewws4zhnbu">
+            <w:hyperlink w:history="1" r:id="rIdd4f58qpjl1n2nkm5jkynf">
               <w:r>
                 <w:rPr>
                   <w:rFonts w:ascii="Arial" w:cs="Arial" w:eastAsia="Arial" w:hAnsi="Arial"/>
@@ -3999,7 +3999,7 @@
             <w:pPr>
               <w:spacing w:after="20" w:before="0"/>
             </w:pPr>
-            <w:hyperlink w:history="1" r:id="rId3qnlfhmdmlpiipswgheec">
+            <w:hyperlink w:history="1" r:id="rIdmm8kvhn-kofvyg8dsqgxb">
               <w:r>
                 <w:rPr>
                   <w:rFonts w:ascii="Arial" w:cs="Arial" w:eastAsia="Arial" w:hAnsi="Arial"/>
@@ -4048,7 +4048,7 @@
               <w:spacing w:after="10" w:before="0"/>
               <w:ind w:left="120"/>
             </w:pPr>
-            <w:hyperlink w:history="1" r:id="rIdjuarlfbb1fsqlcdklg8zm">
+            <w:hyperlink w:history="1" r:id="rId11hpksjbcztjy6ag6r9nl">
               <w:r>
                 <w:rPr>
                   <w:rFonts w:ascii="Arial" w:cs="Arial" w:eastAsia="Arial" w:hAnsi="Arial"/>
@@ -4093,7 +4093,7 @@
             <w:pPr>
               <w:spacing w:after="20" w:before="0"/>
             </w:pPr>
-            <w:hyperlink w:history="1" r:id="rIdlk0uid1kyn11rdrmeridl">
+            <w:hyperlink w:history="1" r:id="rIdipg9ua_ugvxwshn9_tljz">
               <w:r>
                 <w:rPr>
                   <w:rFonts w:ascii="Arial" w:cs="Arial" w:eastAsia="Arial" w:hAnsi="Arial"/>
@@ -4142,7 +4142,7 @@
               <w:spacing w:after="10" w:before="0"/>
               <w:ind w:left="120"/>
             </w:pPr>
-            <w:hyperlink w:history="1" r:id="rIddy6q5iausw1_dckjqckte">
+            <w:hyperlink w:history="1" r:id="rIdbwxrmaeemydlnwfacefgg">
               <w:r>
                 <w:rPr>
                   <w:rFonts w:ascii="Arial" w:cs="Arial" w:eastAsia="Arial" w:hAnsi="Arial"/>
@@ -4342,7 +4342,7 @@
             <w:pPr>
               <w:spacing w:after="20" w:before="0"/>
             </w:pPr>
-            <w:hyperlink w:history="1" r:id="rIdrayywyp9ll_g7kxmwlidq">
+            <w:hyperlink w:history="1" r:id="rIdmoho44mz1_xdzs3vpvuqi">
               <w:r>
                 <w:rPr>
                   <w:rFonts w:ascii="Arial" w:cs="Arial" w:eastAsia="Arial" w:hAnsi="Arial"/>
@@ -4391,7 +4391,7 @@
               <w:spacing w:after="10" w:before="0"/>
               <w:ind w:left="120"/>
             </w:pPr>
-            <w:hyperlink w:history="1" r:id="rIdqmcn29w2s3qfifiq9khep">
+            <w:hyperlink w:history="1" r:id="rIddsz3hslmc8vq5e2n1uvbu">
               <w:r>
                 <w:rPr>
                   <w:rFonts w:ascii="Arial" w:cs="Arial" w:eastAsia="Arial" w:hAnsi="Arial"/>
@@ -4436,7 +4436,7 @@
             <w:pPr>
               <w:spacing w:after="20" w:before="0"/>
             </w:pPr>
-            <w:hyperlink w:history="1" r:id="rIdlzejn8yxzege3-nmthddx">
+            <w:hyperlink w:history="1" r:id="rIdka2ire6_n-fvh6ftr_-va">
               <w:r>
                 <w:rPr>
                   <w:rFonts w:ascii="Arial" w:cs="Arial" w:eastAsia="Arial" w:hAnsi="Arial"/>
@@ -4485,7 +4485,7 @@
               <w:spacing w:after="10" w:before="0"/>
               <w:ind w:left="120"/>
             </w:pPr>
-            <w:hyperlink w:history="1" r:id="rIdg6d2vwkyf51szhtvemlkf">
+            <w:hyperlink w:history="1" r:id="rIdn_ksmxsjoxdnvvqfnib0s">
               <w:r>
                 <w:rPr>
                   <w:rFonts w:ascii="Arial" w:cs="Arial" w:eastAsia="Arial" w:hAnsi="Arial"/>
@@ -4685,7 +4685,7 @@
             <w:pPr>
               <w:spacing w:after="20" w:before="0"/>
             </w:pPr>
-            <w:hyperlink w:history="1" r:id="rIdytubaegqgijss_6uik2xx">
+            <w:hyperlink w:history="1" r:id="rIdlcwi_2abdqbw7e7wdq6ng">
               <w:r>
                 <w:rPr>
                   <w:rFonts w:ascii="Arial" w:cs="Arial" w:eastAsia="Arial" w:hAnsi="Arial"/>
@@ -4734,7 +4734,7 @@
               <w:spacing w:after="10" w:before="0"/>
               <w:ind w:left="120"/>
             </w:pPr>
-            <w:hyperlink w:history="1" r:id="rIddl5b3hewdtyyu7mqmmcqr">
+            <w:hyperlink w:history="1" r:id="rIdjdwepg-n4vfzsr-zvbjml">
               <w:r>
                 <w:rPr>
                   <w:rFonts w:ascii="Arial" w:cs="Arial" w:eastAsia="Arial" w:hAnsi="Arial"/>
@@ -4779,7 +4779,7 @@
             <w:pPr>
               <w:spacing w:after="20" w:before="0"/>
             </w:pPr>
-            <w:hyperlink w:history="1" r:id="rIdlnyqeftqkhhjfd32rbrh6">
+            <w:hyperlink w:history="1" r:id="rIdcm9sk0a3m-yezabvzlmck">
               <w:r>
                 <w:rPr>
                   <w:rFonts w:ascii="Arial" w:cs="Arial" w:eastAsia="Arial" w:hAnsi="Arial"/>
@@ -4828,7 +4828,7 @@
               <w:spacing w:after="10" w:before="0"/>
               <w:ind w:left="120"/>
             </w:pPr>
-            <w:hyperlink w:history="1" r:id="rIdnnfkbvt4lnpfxsmhz2sso">
+            <w:hyperlink w:history="1" r:id="rIdnbjgkkmgnodp7ox44ocwx">
               <w:r>
                 <w:rPr>
                   <w:rFonts w:ascii="Arial" w:cs="Arial" w:eastAsia="Arial" w:hAnsi="Arial"/>
@@ -5353,7 +5353,7 @@
         </w:rPr>
         <w:t xml:space="preserve">© 2026 SeaVuria and ARES. Aligned with KICD objectives. Developed by SeaVuria; technical implementation by ARES (with AI assistance from Claude). Licensed under </w:t>
       </w:r>
-      <w:hyperlink w:history="1" r:id="rIdi8vfrnunvm0zvl3_udeo4">
+      <w:hyperlink w:history="1" r:id="rIdxl4nikhkwf6bkt56jq7jx">
         <w:r>
           <w:rPr>
             <w:rFonts w:ascii="Arial" w:cs="Arial" w:eastAsia="Arial" w:hAnsi="Arial"/>
@@ -5374,7 +5374,7 @@
         </w:rPr>
         <w:t xml:space="preserve"> (</w:t>
       </w:r>
-      <w:hyperlink w:history="1" r:id="rId3dnekajyovzvyoiklp4nw">
+      <w:hyperlink w:history="1" r:id="rId_ytizz2hvux0har2bocqf">
         <w:r>
           <w:rPr>
             <w:rFonts w:ascii="Arial" w:cs="Arial" w:eastAsia="Arial" w:hAnsi="Arial"/>
@@ -6414,7 +6414,7 @@
             <w:pPr>
               <w:spacing w:after="20" w:before="0"/>
             </w:pPr>
-            <w:hyperlink w:history="1" r:id="rIdi1xpdhz0m95wivny8r8zb">
+            <w:hyperlink w:history="1" r:id="rIdby0wivn2a5-8grvremclv">
               <w:r>
                 <w:rPr>
                   <w:rFonts w:ascii="Arial" w:cs="Arial" w:eastAsia="Arial" w:hAnsi="Arial"/>
@@ -6447,7 +6447,7 @@
               <w:spacing w:after="10" w:before="0"/>
               <w:ind w:left="120"/>
             </w:pPr>
-            <w:hyperlink w:history="1" r:id="rIdmiutwa7809e2muzhqvsku">
+            <w:hyperlink w:history="1" r:id="rIdeosw4bwbnx1siz_n29mxb">
               <w:r>
                 <w:rPr>
                   <w:rFonts w:ascii="Arial" w:cs="Arial" w:eastAsia="Arial" w:hAnsi="Arial"/>
@@ -6492,7 +6492,7 @@
             <w:pPr>
               <w:spacing w:after="20" w:before="0"/>
             </w:pPr>
-            <w:hyperlink w:history="1" r:id="rIdw8pkjzru_qs-sf1nx4lli">
+            <w:hyperlink w:history="1" r:id="rId2_k_as4pl-8dg8k_tvd1s">
               <w:r>
                 <w:rPr>
                   <w:rFonts w:ascii="Arial" w:cs="Arial" w:eastAsia="Arial" w:hAnsi="Arial"/>
@@ -6525,7 +6525,7 @@
               <w:spacing w:after="10" w:before="0"/>
               <w:ind w:left="120"/>
             </w:pPr>
-            <w:hyperlink w:history="1" r:id="rIdsmukrrcjpi4bpq5wg6vdy">
+            <w:hyperlink w:history="1" r:id="rIdskngg1yf2gxgxugmvvk1q">
               <w:r>
                 <w:rPr>
                   <w:rFonts w:ascii="Arial" w:cs="Arial" w:eastAsia="Arial" w:hAnsi="Arial"/>
@@ -6725,7 +6725,7 @@
             <w:pPr>
               <w:spacing w:after="20" w:before="0"/>
             </w:pPr>
-            <w:hyperlink w:history="1" r:id="rId6tfanrxg_0ebxthee_gm0">
+            <w:hyperlink w:history="1" r:id="rIdopscukf5i0yqaw84w8rzb">
               <w:r>
                 <w:rPr>
                   <w:rFonts w:ascii="Arial" w:cs="Arial" w:eastAsia="Arial" w:hAnsi="Arial"/>
@@ -6758,7 +6758,7 @@
               <w:spacing w:after="10" w:before="0"/>
               <w:ind w:left="120"/>
             </w:pPr>
-            <w:hyperlink w:history="1" r:id="rId5j8ijwth8acbsokgyauym">
+            <w:hyperlink w:history="1" r:id="rIdek6sfszpmdenrnf8xeq69">
               <w:r>
                 <w:rPr>
                   <w:rFonts w:ascii="Arial" w:cs="Arial" w:eastAsia="Arial" w:hAnsi="Arial"/>
@@ -6803,7 +6803,7 @@
             <w:pPr>
               <w:spacing w:after="20" w:before="0"/>
             </w:pPr>
-            <w:hyperlink w:history="1" r:id="rIddwn4ugz5vqpzhn5cewhkw">
+            <w:hyperlink w:history="1" r:id="rIdpmoupe-8uwabp9m-y1h7b">
               <w:r>
                 <w:rPr>
                   <w:rFonts w:ascii="Arial" w:cs="Arial" w:eastAsia="Arial" w:hAnsi="Arial"/>
@@ -6836,7 +6836,7 @@
               <w:spacing w:after="10" w:before="0"/>
               <w:ind w:left="120"/>
             </w:pPr>
-            <w:hyperlink w:history="1" r:id="rIderraiaepwna2nassiwrq4">
+            <w:hyperlink w:history="1" r:id="rIdn7gouux-miwhku2l4oqx2">
               <w:r>
                 <w:rPr>
                   <w:rFonts w:ascii="Arial" w:cs="Arial" w:eastAsia="Arial" w:hAnsi="Arial"/>
@@ -7036,7 +7036,7 @@
             <w:pPr>
               <w:spacing w:after="20" w:before="0"/>
             </w:pPr>
-            <w:hyperlink w:history="1" r:id="rId2omuy5awkmauz17bopefs">
+            <w:hyperlink w:history="1" r:id="rIdldg7kettlbg3gtmvgpcpq">
               <w:r>
                 <w:rPr>
                   <w:rFonts w:ascii="Arial" w:cs="Arial" w:eastAsia="Arial" w:hAnsi="Arial"/>
@@ -7085,7 +7085,7 @@
               <w:spacing w:after="10" w:before="0"/>
               <w:ind w:left="120"/>
             </w:pPr>
-            <w:hyperlink w:history="1" r:id="rIdp8jrupxzgo7rwv14um-ff">
+            <w:hyperlink w:history="1" r:id="rIdj4plovlwlhja_78rm5s8m">
               <w:r>
                 <w:rPr>
                   <w:rFonts w:ascii="Arial" w:cs="Arial" w:eastAsia="Arial" w:hAnsi="Arial"/>
@@ -7130,7 +7130,7 @@
             <w:pPr>
               <w:spacing w:after="20" w:before="0"/>
             </w:pPr>
-            <w:hyperlink w:history="1" r:id="rIdkhasij-6jam3s9ed-wocy">
+            <w:hyperlink w:history="1" r:id="rIdg3aae11ulyiikdpqfdaeb">
               <w:r>
                 <w:rPr>
                   <w:rFonts w:ascii="Arial" w:cs="Arial" w:eastAsia="Arial" w:hAnsi="Arial"/>
@@ -7163,7 +7163,7 @@
               <w:spacing w:after="10" w:before="0"/>
               <w:ind w:left="120"/>
             </w:pPr>
-            <w:hyperlink w:history="1" r:id="rId7ydws0wy1bast6l8dxsc4">
+            <w:hyperlink w:history="1" r:id="rIdjghmxt3bkwozkbgnxtrb3">
               <w:r>
                 <w:rPr>
                   <w:rFonts w:ascii="Arial" w:cs="Arial" w:eastAsia="Arial" w:hAnsi="Arial"/>
@@ -7363,7 +7363,7 @@
             <w:pPr>
               <w:spacing w:after="20" w:before="0"/>
             </w:pPr>
-            <w:hyperlink w:history="1" r:id="rId3bf5mnjk_wun3swi_e3iv">
+            <w:hyperlink w:history="1" r:id="rIdqyjxffi23skqutzwmb4su">
               <w:r>
                 <w:rPr>
                   <w:rFonts w:ascii="Arial" w:cs="Arial" w:eastAsia="Arial" w:hAnsi="Arial"/>
@@ -7412,7 +7412,7 @@
               <w:spacing w:after="10" w:before="0"/>
               <w:ind w:left="120"/>
             </w:pPr>
-            <w:hyperlink w:history="1" r:id="rIdqr-ot9-ewi8z1nc1ivzzl">
+            <w:hyperlink w:history="1" r:id="rIdz9gd_rbscktnnqu0dlt45">
               <w:r>
                 <w:rPr>
                   <w:rFonts w:ascii="Arial" w:cs="Arial" w:eastAsia="Arial" w:hAnsi="Arial"/>
@@ -7457,7 +7457,7 @@
             <w:pPr>
               <w:spacing w:after="20" w:before="0"/>
             </w:pPr>
-            <w:hyperlink w:history="1" r:id="rId_zxrxnlx6zbnnqifttuwh">
+            <w:hyperlink w:history="1" r:id="rIdhsfn4jam20hc2thjoshly">
               <w:r>
                 <w:rPr>
                   <w:rFonts w:ascii="Arial" w:cs="Arial" w:eastAsia="Arial" w:hAnsi="Arial"/>
@@ -7490,7 +7490,7 @@
               <w:spacing w:after="10" w:before="0"/>
               <w:ind w:left="120"/>
             </w:pPr>
-            <w:hyperlink w:history="1" r:id="rIdvrjmyb6xpyj0dfila7mcz">
+            <w:hyperlink w:history="1" r:id="rId237ddih33x3_blffrxhkb">
               <w:r>
                 <w:rPr>
                   <w:rFonts w:ascii="Arial" w:cs="Arial" w:eastAsia="Arial" w:hAnsi="Arial"/>
@@ -7690,7 +7690,7 @@
             <w:pPr>
               <w:spacing w:after="20" w:before="0"/>
             </w:pPr>
-            <w:hyperlink w:history="1" r:id="rIdtooq2bda_biq07euqfzsc">
+            <w:hyperlink w:history="1" r:id="rIdygf5qofjbol-rksl-bdrr">
               <w:r>
                 <w:rPr>
                   <w:rFonts w:ascii="Arial" w:cs="Arial" w:eastAsia="Arial" w:hAnsi="Arial"/>
@@ -7739,7 +7739,7 @@
               <w:spacing w:after="10" w:before="0"/>
               <w:ind w:left="120"/>
             </w:pPr>
-            <w:hyperlink w:history="1" r:id="rId4vjmocqygvsifg_krp0iv">
+            <w:hyperlink w:history="1" r:id="rIddt1tzs_ccpgjv-vffzm2t">
               <w:r>
                 <w:rPr>
                   <w:rFonts w:ascii="Arial" w:cs="Arial" w:eastAsia="Arial" w:hAnsi="Arial"/>
@@ -7784,7 +7784,7 @@
             <w:pPr>
               <w:spacing w:after="20" w:before="0"/>
             </w:pPr>
-            <w:hyperlink w:history="1" r:id="rIdqe83k5sxhjacstym5ebbh">
+            <w:hyperlink w:history="1" r:id="rIdvah10phtzoetc74z6d3_a">
               <w:r>
                 <w:rPr>
                   <w:rFonts w:ascii="Arial" w:cs="Arial" w:eastAsia="Arial" w:hAnsi="Arial"/>
@@ -7817,7 +7817,7 @@
               <w:spacing w:after="10" w:before="0"/>
               <w:ind w:left="120"/>
             </w:pPr>
-            <w:hyperlink w:history="1" r:id="rIdmyt49a2c0rsb_hbsxwing">
+            <w:hyperlink w:history="1" r:id="rIdn_1dd_dn0aqk7c8dhpk58">
               <w:r>
                 <w:rPr>
                   <w:rFonts w:ascii="Arial" w:cs="Arial" w:eastAsia="Arial" w:hAnsi="Arial"/>
@@ -8342,7 +8342,7 @@
         </w:rPr>
         <w:t xml:space="preserve">© 2026 SeaVuria and ARES. Aligned with KICD objectives. Developed by SeaVuria; technical implementation by ARES (with AI assistance from Claude). Licensed under </w:t>
       </w:r>
-      <w:hyperlink w:history="1" r:id="rIdux6vfdshtmtjsimrtkgms">
+      <w:hyperlink w:history="1" r:id="rIdjezry_ewnrstrgnkk9frw">
         <w:r>
           <w:rPr>
             <w:rFonts w:ascii="Arial" w:cs="Arial" w:eastAsia="Arial" w:hAnsi="Arial"/>
@@ -8363,7 +8363,7 @@
         </w:rPr>
         <w:t xml:space="preserve"> (</w:t>
       </w:r>
-      <w:hyperlink w:history="1" r:id="rIdbfj06swpets50xk2bn34x">
+      <w:hyperlink w:history="1" r:id="rIdbw0021g0t9msc_f3krowq">
         <w:r>
           <w:rPr>
             <w:rFonts w:ascii="Arial" w:cs="Arial" w:eastAsia="Arial" w:hAnsi="Arial"/>
@@ -9403,7 +9403,7 @@
             <w:pPr>
               <w:spacing w:after="20" w:before="0"/>
             </w:pPr>
-            <w:hyperlink w:history="1" r:id="rIdqzcmbgppa3ymi-mga51sm">
+            <w:hyperlink w:history="1" r:id="rIdakktreiq2lzibfstthecb">
               <w:r>
                 <w:rPr>
                   <w:rFonts w:ascii="Arial" w:cs="Arial" w:eastAsia="Arial" w:hAnsi="Arial"/>
@@ -9436,7 +9436,7 @@
               <w:spacing w:after="10" w:before="0"/>
               <w:ind w:left="120"/>
             </w:pPr>
-            <w:hyperlink w:history="1" r:id="rIdhjoc1dekcoidyjl5akisy">
+            <w:hyperlink w:history="1" r:id="rIdwcfaosfgnl8ycly-xlqtk">
               <w:r>
                 <w:rPr>
                   <w:rFonts w:ascii="Arial" w:cs="Arial" w:eastAsia="Arial" w:hAnsi="Arial"/>
@@ -9481,7 +9481,7 @@
             <w:pPr>
               <w:spacing w:after="20" w:before="0"/>
             </w:pPr>
-            <w:hyperlink w:history="1" r:id="rIdum0dvtiw3ilz3bg-_svuz">
+            <w:hyperlink w:history="1" r:id="rIdur39zmkpir3sy5zgunfmn">
               <w:r>
                 <w:rPr>
                   <w:rFonts w:ascii="Arial" w:cs="Arial" w:eastAsia="Arial" w:hAnsi="Arial"/>
@@ -9514,7 +9514,7 @@
               <w:spacing w:after="10" w:before="0"/>
               <w:ind w:left="120"/>
             </w:pPr>
-            <w:hyperlink w:history="1" r:id="rIdftup-hsjiobv70ni2ee3g">
+            <w:hyperlink w:history="1" r:id="rIdkjtuzon7blvcbsdbe0c9c">
               <w:r>
                 <w:rPr>
                   <w:rFonts w:ascii="Arial" w:cs="Arial" w:eastAsia="Arial" w:hAnsi="Arial"/>
@@ -9714,7 +9714,7 @@
             <w:pPr>
               <w:spacing w:after="20" w:before="0"/>
             </w:pPr>
-            <w:hyperlink w:history="1" r:id="rIdsfbyuzumib7-p3cv42xsk">
+            <w:hyperlink w:history="1" r:id="rIdgpbd0ycvxygrql4lf6bde">
               <w:r>
                 <w:rPr>
                   <w:rFonts w:ascii="Arial" w:cs="Arial" w:eastAsia="Arial" w:hAnsi="Arial"/>
@@ -9747,7 +9747,7 @@
               <w:spacing w:after="10" w:before="0"/>
               <w:ind w:left="120"/>
             </w:pPr>
-            <w:hyperlink w:history="1" r:id="rIdgrkum3ldxvxaeiz4o052m">
+            <w:hyperlink w:history="1" r:id="rIdqr3f-cmfbcpiiiyhpkxbd">
               <w:r>
                 <w:rPr>
                   <w:rFonts w:ascii="Arial" w:cs="Arial" w:eastAsia="Arial" w:hAnsi="Arial"/>
@@ -9792,7 +9792,7 @@
             <w:pPr>
               <w:spacing w:after="20" w:before="0"/>
             </w:pPr>
-            <w:hyperlink w:history="1" r:id="rId1wull4qlcojx5pcfn4r_f">
+            <w:hyperlink w:history="1" r:id="rIdltv-mksknhfgefuh8sxeq">
               <w:r>
                 <w:rPr>
                   <w:rFonts w:ascii="Arial" w:cs="Arial" w:eastAsia="Arial" w:hAnsi="Arial"/>
@@ -9825,7 +9825,7 @@
               <w:spacing w:after="10" w:before="0"/>
               <w:ind w:left="120"/>
             </w:pPr>
-            <w:hyperlink w:history="1" r:id="rId2gvzag7kzvvti4jhnngev">
+            <w:hyperlink w:history="1" r:id="rIdhrey3itu5lgdjyuvosc2v">
               <w:r>
                 <w:rPr>
                   <w:rFonts w:ascii="Arial" w:cs="Arial" w:eastAsia="Arial" w:hAnsi="Arial"/>
@@ -10025,7 +10025,7 @@
             <w:pPr>
               <w:spacing w:after="20" w:before="0"/>
             </w:pPr>
-            <w:hyperlink w:history="1" r:id="rId_xgbcp2lsfi2xi4a0rucc">
+            <w:hyperlink w:history="1" r:id="rIdxgsiqjbin5jidrx6mpvl_">
               <w:r>
                 <w:rPr>
                   <w:rFonts w:ascii="Arial" w:cs="Arial" w:eastAsia="Arial" w:hAnsi="Arial"/>
@@ -10058,7 +10058,7 @@
               <w:spacing w:after="10" w:before="0"/>
               <w:ind w:left="120"/>
             </w:pPr>
-            <w:hyperlink w:history="1" r:id="rIdo-arnsv0belgilxrcilsr">
+            <w:hyperlink w:history="1" r:id="rIdej8uifyjfdz_wjezzuc11">
               <w:r>
                 <w:rPr>
                   <w:rFonts w:ascii="Arial" w:cs="Arial" w:eastAsia="Arial" w:hAnsi="Arial"/>
@@ -10103,7 +10103,7 @@
             <w:pPr>
               <w:spacing w:after="20" w:before="0"/>
             </w:pPr>
-            <w:hyperlink w:history="1" r:id="rIdieadtwlqypqhpgox-0gzh">
+            <w:hyperlink w:history="1" r:id="rIdxwfl4_yl-k7yzzerv0sgv">
               <w:r>
                 <w:rPr>
                   <w:rFonts w:ascii="Arial" w:cs="Arial" w:eastAsia="Arial" w:hAnsi="Arial"/>
@@ -10136,7 +10136,7 @@
               <w:spacing w:after="10" w:before="0"/>
               <w:ind w:left="120"/>
             </w:pPr>
-            <w:hyperlink w:history="1" r:id="rIdfojnir15wzixfhrtktx6w">
+            <w:hyperlink w:history="1" r:id="rIdu_3l-ksketnlntimoex-t">
               <w:r>
                 <w:rPr>
                   <w:rFonts w:ascii="Arial" w:cs="Arial" w:eastAsia="Arial" w:hAnsi="Arial"/>
@@ -10336,7 +10336,7 @@
             <w:pPr>
               <w:spacing w:after="20" w:before="0"/>
             </w:pPr>
-            <w:hyperlink w:history="1" r:id="rIdy7-_ayidq2aa2hcxrsydq">
+            <w:hyperlink w:history="1" r:id="rIdgvj94letbabjzx46mmkiw">
               <w:r>
                 <w:rPr>
                   <w:rFonts w:ascii="Arial" w:cs="Arial" w:eastAsia="Arial" w:hAnsi="Arial"/>
@@ -10369,7 +10369,7 @@
               <w:spacing w:after="10" w:before="0"/>
               <w:ind w:left="120"/>
             </w:pPr>
-            <w:hyperlink w:history="1" r:id="rId5qqeyn0gy84edoc43fzck">
+            <w:hyperlink w:history="1" r:id="rIdl1zwh8yyd83ryslnerrmr">
               <w:r>
                 <w:rPr>
                   <w:rFonts w:ascii="Arial" w:cs="Arial" w:eastAsia="Arial" w:hAnsi="Arial"/>
@@ -10414,7 +10414,7 @@
             <w:pPr>
               <w:spacing w:after="20" w:before="0"/>
             </w:pPr>
-            <w:hyperlink w:history="1" r:id="rIdibnvg_6q61dykghh3rdfn">
+            <w:hyperlink w:history="1" r:id="rIdbkwrdlhoyg-libpae7ywf">
               <w:r>
                 <w:rPr>
                   <w:rFonts w:ascii="Arial" w:cs="Arial" w:eastAsia="Arial" w:hAnsi="Arial"/>
@@ -10447,7 +10447,7 @@
               <w:spacing w:after="10" w:before="0"/>
               <w:ind w:left="120"/>
             </w:pPr>
-            <w:hyperlink w:history="1" r:id="rIdont6crhon8ax0reogwwe1">
+            <w:hyperlink w:history="1" r:id="rId4-nnqwwlilt-jwfgoe8rv">
               <w:r>
                 <w:rPr>
                   <w:rFonts w:ascii="Arial" w:cs="Arial" w:eastAsia="Arial" w:hAnsi="Arial"/>
@@ -10647,7 +10647,7 @@
             <w:pPr>
               <w:spacing w:after="20" w:before="0"/>
             </w:pPr>
-            <w:hyperlink w:history="1" r:id="rIdblzpa32uyywl5wkh-0jzm">
+            <w:hyperlink w:history="1" r:id="rId5xecbwfoxbk61dyi1bnbm">
               <w:r>
                 <w:rPr>
                   <w:rFonts w:ascii="Arial" w:cs="Arial" w:eastAsia="Arial" w:hAnsi="Arial"/>
@@ -10680,7 +10680,7 @@
               <w:spacing w:after="10" w:before="0"/>
               <w:ind w:left="120"/>
             </w:pPr>
-            <w:hyperlink w:history="1" r:id="rIdoax3js0wiuvp7ih8xtzms">
+            <w:hyperlink w:history="1" r:id="rIdujcinmsbgqjyej0uf5dcm">
               <w:r>
                 <w:rPr>
                   <w:rFonts w:ascii="Arial" w:cs="Arial" w:eastAsia="Arial" w:hAnsi="Arial"/>
@@ -10725,7 +10725,7 @@
             <w:pPr>
               <w:spacing w:after="20" w:before="0"/>
             </w:pPr>
-            <w:hyperlink w:history="1" r:id="rIdjqoykjx89ou0zvgf7-grs">
+            <w:hyperlink w:history="1" r:id="rIdl1fpkumky9x_awunlu7mb">
               <w:r>
                 <w:rPr>
                   <w:rFonts w:ascii="Arial" w:cs="Arial" w:eastAsia="Arial" w:hAnsi="Arial"/>
@@ -10758,7 +10758,7 @@
               <w:spacing w:after="10" w:before="0"/>
               <w:ind w:left="120"/>
             </w:pPr>
-            <w:hyperlink w:history="1" r:id="rId1c8g-x6nn277oi4blie2o">
+            <w:hyperlink w:history="1" r:id="rId2jouwjk7plnz1_cc-r51h">
               <w:r>
                 <w:rPr>
                   <w:rFonts w:ascii="Arial" w:cs="Arial" w:eastAsia="Arial" w:hAnsi="Arial"/>
@@ -11283,7 +11283,7 @@
         </w:rPr>
         <w:t xml:space="preserve">© 2026 SeaVuria and ARES. Aligned with KICD objectives. Developed by SeaVuria; technical implementation by ARES (with AI assistance from Claude). Licensed under </w:t>
       </w:r>
-      <w:hyperlink w:history="1" r:id="rId9k51_xiweng0iiv8opono">
+      <w:hyperlink w:history="1" r:id="rIdybl7plbehxyyl-4ln20ym">
         <w:r>
           <w:rPr>
             <w:rFonts w:ascii="Arial" w:cs="Arial" w:eastAsia="Arial" w:hAnsi="Arial"/>
@@ -11304,7 +11304,7 @@
         </w:rPr>
         <w:t xml:space="preserve"> (</w:t>
       </w:r>
-      <w:hyperlink w:history="1" r:id="rIdgsrh4eqhwfpovderrgcnh">
+      <w:hyperlink w:history="1" r:id="rId9qr_t5jxaoluvhdgln-0n">
         <w:r>
           <w:rPr>
             <w:rFonts w:ascii="Arial" w:cs="Arial" w:eastAsia="Arial" w:hAnsi="Arial"/>
@@ -12344,7 +12344,7 @@
             <w:pPr>
               <w:spacing w:after="20" w:before="0"/>
             </w:pPr>
-            <w:hyperlink w:history="1" r:id="rIdvzzxfum4s56hapdziiuha">
+            <w:hyperlink w:history="1" r:id="rIdhywmdjbapb7rnfr4hxbw6">
               <w:r>
                 <w:rPr>
                   <w:rFonts w:ascii="Arial" w:cs="Arial" w:eastAsia="Arial" w:hAnsi="Arial"/>
@@ -12377,7 +12377,7 @@
               <w:spacing w:after="10" w:before="0"/>
               <w:ind w:left="120"/>
             </w:pPr>
-            <w:hyperlink w:history="1" r:id="rIdk7jmb2wiovhoi7dg5tnhz">
+            <w:hyperlink w:history="1" r:id="rIdq740zpldkmrl3at8kk6py">
               <w:r>
                 <w:rPr>
                   <w:rFonts w:ascii="Arial" w:cs="Arial" w:eastAsia="Arial" w:hAnsi="Arial"/>
@@ -12422,7 +12422,7 @@
             <w:pPr>
               <w:spacing w:after="20" w:before="0"/>
             </w:pPr>
-            <w:hyperlink w:history="1" r:id="rIdlz48pliilnlerrrvotdb2">
+            <w:hyperlink w:history="1" r:id="rIdyacaw7lbuy5xse1io8jrv">
               <w:r>
                 <w:rPr>
                   <w:rFonts w:ascii="Arial" w:cs="Arial" w:eastAsia="Arial" w:hAnsi="Arial"/>
@@ -12455,7 +12455,7 @@
               <w:spacing w:after="10" w:before="0"/>
               <w:ind w:left="120"/>
             </w:pPr>
-            <w:hyperlink w:history="1" r:id="rIdpcynd4rv_qdiwcg7ahtox">
+            <w:hyperlink w:history="1" r:id="rIdnxozqe7extupc_9rqrkvn">
               <w:r>
                 <w:rPr>
                   <w:rFonts w:ascii="Arial" w:cs="Arial" w:eastAsia="Arial" w:hAnsi="Arial"/>
@@ -12655,7 +12655,7 @@
             <w:pPr>
               <w:spacing w:after="20" w:before="0"/>
             </w:pPr>
-            <w:hyperlink w:history="1" r:id="rId4hznakjypkv2hzrcqemj8">
+            <w:hyperlink w:history="1" r:id="rIdpso9ydqqfkk5jyte_mgwq">
               <w:r>
                 <w:rPr>
                   <w:rFonts w:ascii="Arial" w:cs="Arial" w:eastAsia="Arial" w:hAnsi="Arial"/>
@@ -12688,7 +12688,7 @@
               <w:spacing w:after="10" w:before="0"/>
               <w:ind w:left="120"/>
             </w:pPr>
-            <w:hyperlink w:history="1" r:id="rIdveaiirzlkfkwjhfakv9vd">
+            <w:hyperlink w:history="1" r:id="rIdl_topipuon4n-kg2j1wbn">
               <w:r>
                 <w:rPr>
                   <w:rFonts w:ascii="Arial" w:cs="Arial" w:eastAsia="Arial" w:hAnsi="Arial"/>
@@ -12733,7 +12733,7 @@
             <w:pPr>
               <w:spacing w:after="20" w:before="0"/>
             </w:pPr>
-            <w:hyperlink w:history="1" r:id="rIdcx8fcmtfm2ycspgyvtxcp">
+            <w:hyperlink w:history="1" r:id="rIdil9bmqla7dqnwpgz_ntcz">
               <w:r>
                 <w:rPr>
                   <w:rFonts w:ascii="Arial" w:cs="Arial" w:eastAsia="Arial" w:hAnsi="Arial"/>
@@ -12766,7 +12766,7 @@
               <w:spacing w:after="10" w:before="0"/>
               <w:ind w:left="120"/>
             </w:pPr>
-            <w:hyperlink w:history="1" r:id="rIdeuqgyptburv0wk6a8ltpk">
+            <w:hyperlink w:history="1" r:id="rIdg5zkvhcn7ajti2tdj7-jh">
               <w:r>
                 <w:rPr>
                   <w:rFonts w:ascii="Arial" w:cs="Arial" w:eastAsia="Arial" w:hAnsi="Arial"/>
@@ -12966,7 +12966,7 @@
             <w:pPr>
               <w:spacing w:after="20" w:before="0"/>
             </w:pPr>
-            <w:hyperlink w:history="1" r:id="rIduolt00trseueacwrhsc8a">
+            <w:hyperlink w:history="1" r:id="rIdanzpr4be4elef2jeg_4p6">
               <w:r>
                 <w:rPr>
                   <w:rFonts w:ascii="Arial" w:cs="Arial" w:eastAsia="Arial" w:hAnsi="Arial"/>
@@ -12999,7 +12999,7 @@
               <w:spacing w:after="10" w:before="0"/>
               <w:ind w:left="120"/>
             </w:pPr>
-            <w:hyperlink w:history="1" r:id="rIdzqqh5eokkiqgax_mwfav_">
+            <w:hyperlink w:history="1" r:id="rIddaogosyxansfpgn2d81hi">
               <w:r>
                 <w:rPr>
                   <w:rFonts w:ascii="Arial" w:cs="Arial" w:eastAsia="Arial" w:hAnsi="Arial"/>
@@ -13044,7 +13044,7 @@
             <w:pPr>
               <w:spacing w:after="20" w:before="0"/>
             </w:pPr>
-            <w:hyperlink w:history="1" r:id="rIdygytwsqkr-kcrs1gytw0_">
+            <w:hyperlink w:history="1" r:id="rIdebehml9m4mwjipgn1agqt">
               <w:r>
                 <w:rPr>
                   <w:rFonts w:ascii="Arial" w:cs="Arial" w:eastAsia="Arial" w:hAnsi="Arial"/>
@@ -13077,7 +13077,7 @@
               <w:spacing w:after="10" w:before="0"/>
               <w:ind w:left="120"/>
             </w:pPr>
-            <w:hyperlink w:history="1" r:id="rIdijd8quubyajdnqvcdtbro">
+            <w:hyperlink w:history="1" r:id="rIdsphkgyfe3c4mt-rzfvnl2">
               <w:r>
                 <w:rPr>
                   <w:rFonts w:ascii="Arial" w:cs="Arial" w:eastAsia="Arial" w:hAnsi="Arial"/>
@@ -13277,7 +13277,7 @@
             <w:pPr>
               <w:spacing w:after="20" w:before="0"/>
             </w:pPr>
-            <w:hyperlink w:history="1" r:id="rIdp82abtc79vd2de8uevjqc">
+            <w:hyperlink w:history="1" r:id="rIdhucv0mdosnx28jdfsc77z">
               <w:r>
                 <w:rPr>
                   <w:rFonts w:ascii="Arial" w:cs="Arial" w:eastAsia="Arial" w:hAnsi="Arial"/>
@@ -13310,7 +13310,7 @@
               <w:spacing w:after="10" w:before="0"/>
               <w:ind w:left="120"/>
             </w:pPr>
-            <w:hyperlink w:history="1" r:id="rId2xeo8dwubnoyot78-t-th">
+            <w:hyperlink w:history="1" r:id="rIdgndjnku0_vact3eaiy2e0">
               <w:r>
                 <w:rPr>
                   <w:rFonts w:ascii="Arial" w:cs="Arial" w:eastAsia="Arial" w:hAnsi="Arial"/>
@@ -13355,7 +13355,7 @@
             <w:pPr>
               <w:spacing w:after="20" w:before="0"/>
             </w:pPr>
-            <w:hyperlink w:history="1" r:id="rIdeafwdirogdl9g6yslyupc">
+            <w:hyperlink w:history="1" r:id="rIdnqq21igr3nnnsemnaoslv">
               <w:r>
                 <w:rPr>
                   <w:rFonts w:ascii="Arial" w:cs="Arial" w:eastAsia="Arial" w:hAnsi="Arial"/>
@@ -13388,7 +13388,7 @@
               <w:spacing w:after="10" w:before="0"/>
               <w:ind w:left="120"/>
             </w:pPr>
-            <w:hyperlink w:history="1" r:id="rIdhjau1gnpjes6di2cgaavq">
+            <w:hyperlink w:history="1" r:id="rIdcc0a9a-qjfy0xophuifx0">
               <w:r>
                 <w:rPr>
                   <w:rFonts w:ascii="Arial" w:cs="Arial" w:eastAsia="Arial" w:hAnsi="Arial"/>
@@ -13588,7 +13588,7 @@
             <w:pPr>
               <w:spacing w:after="20" w:before="0"/>
             </w:pPr>
-            <w:hyperlink w:history="1" r:id="rIdwmivsct1qyf0lo3rerzy-">
+            <w:hyperlink w:history="1" r:id="rIdlblhbs0qewy2e1nwlg6ct">
               <w:r>
                 <w:rPr>
                   <w:rFonts w:ascii="Arial" w:cs="Arial" w:eastAsia="Arial" w:hAnsi="Arial"/>
@@ -13621,7 +13621,7 @@
               <w:spacing w:after="10" w:before="0"/>
               <w:ind w:left="120"/>
             </w:pPr>
-            <w:hyperlink w:history="1" r:id="rIdlmvesqppbtixw49d2ajo5">
+            <w:hyperlink w:history="1" r:id="rIdzmcalflkjxyhitwyl7y4a">
               <w:r>
                 <w:rPr>
                   <w:rFonts w:ascii="Arial" w:cs="Arial" w:eastAsia="Arial" w:hAnsi="Arial"/>
@@ -13666,7 +13666,7 @@
             <w:pPr>
               <w:spacing w:after="20" w:before="0"/>
             </w:pPr>
-            <w:hyperlink w:history="1" r:id="rId_0r-f5_in_ifeynpo0k4p">
+            <w:hyperlink w:history="1" r:id="rIdg_v9irgul-0stjjz4ssi9">
               <w:r>
                 <w:rPr>
                   <w:rFonts w:ascii="Arial" w:cs="Arial" w:eastAsia="Arial" w:hAnsi="Arial"/>
@@ -13699,7 +13699,7 @@
               <w:spacing w:after="10" w:before="0"/>
               <w:ind w:left="120"/>
             </w:pPr>
-            <w:hyperlink w:history="1" r:id="rIdonsrm4qubai38pz6mkop8">
+            <w:hyperlink w:history="1" r:id="rId6bgbedpih1pd5ducvfkfo">
               <w:r>
                 <w:rPr>
                   <w:rFonts w:ascii="Arial" w:cs="Arial" w:eastAsia="Arial" w:hAnsi="Arial"/>
@@ -14224,7 +14224,7 @@
         </w:rPr>
         <w:t xml:space="preserve">© 2026 SeaVuria and ARES. Aligned with KICD objectives. Developed by SeaVuria; technical implementation by ARES (with AI assistance from Claude). Licensed under </w:t>
       </w:r>
-      <w:hyperlink w:history="1" r:id="rIdageoiheof1m1iqrkaihig">
+      <w:hyperlink w:history="1" r:id="rIdd2pqpbwmq3eaipq6wl79x">
         <w:r>
           <w:rPr>
             <w:rFonts w:ascii="Arial" w:cs="Arial" w:eastAsia="Arial" w:hAnsi="Arial"/>
@@ -14245,7 +14245,7 @@
         </w:rPr>
         <w:t xml:space="preserve"> (</w:t>
       </w:r>
-      <w:hyperlink w:history="1" r:id="rIdcja3vpycpscnjtt065_2z">
+      <w:hyperlink w:history="1" r:id="rIdsoh8sydkideloivknqwd6">
         <w:r>
           <w:rPr>
             <w:rFonts w:ascii="Arial" w:cs="Arial" w:eastAsia="Arial" w:hAnsi="Arial"/>
@@ -15285,7 +15285,7 @@
             <w:pPr>
               <w:spacing w:after="20" w:before="0"/>
             </w:pPr>
-            <w:hyperlink w:history="1" r:id="rIdyewcflayr97emgpob2ilj">
+            <w:hyperlink w:history="1" r:id="rIdjgsrwdkzg0dhywtbtqlqz">
               <w:r>
                 <w:rPr>
                   <w:rFonts w:ascii="Arial" w:cs="Arial" w:eastAsia="Arial" w:hAnsi="Arial"/>
@@ -15318,7 +15318,7 @@
               <w:spacing w:after="10" w:before="0"/>
               <w:ind w:left="120"/>
             </w:pPr>
-            <w:hyperlink w:history="1" r:id="rIdgtfra3dglxpz89vicxckm">
+            <w:hyperlink w:history="1" r:id="rIdjg3cwzhvztik2xkfloh4m">
               <w:r>
                 <w:rPr>
                   <w:rFonts w:ascii="Arial" w:cs="Arial" w:eastAsia="Arial" w:hAnsi="Arial"/>
@@ -15363,7 +15363,7 @@
             <w:pPr>
               <w:spacing w:after="20" w:before="0"/>
             </w:pPr>
-            <w:hyperlink w:history="1" r:id="rIdx7e8v-dleu0ijmfgmczbk">
+            <w:hyperlink w:history="1" r:id="rIdpder5xqgaq_eblr_kx2sw">
               <w:r>
                 <w:rPr>
                   <w:rFonts w:ascii="Arial" w:cs="Arial" w:eastAsia="Arial" w:hAnsi="Arial"/>
@@ -15396,7 +15396,7 @@
               <w:spacing w:after="10" w:before="0"/>
               <w:ind w:left="120"/>
             </w:pPr>
-            <w:hyperlink w:history="1" r:id="rIdihe06mx6rfvb9mgmn5nmd">
+            <w:hyperlink w:history="1" r:id="rId2ptihnluxf9loh0dzaigj">
               <w:r>
                 <w:rPr>
                   <w:rFonts w:ascii="Arial" w:cs="Arial" w:eastAsia="Arial" w:hAnsi="Arial"/>
@@ -15596,7 +15596,7 @@
             <w:pPr>
               <w:spacing w:after="20" w:before="0"/>
             </w:pPr>
-            <w:hyperlink w:history="1" r:id="rIduln88e5ngrp9t_mmdw73m">
+            <w:hyperlink w:history="1" r:id="rIdzw1sveai6mhuajezg3v0f">
               <w:r>
                 <w:rPr>
                   <w:rFonts w:ascii="Arial" w:cs="Arial" w:eastAsia="Arial" w:hAnsi="Arial"/>
@@ -15629,7 +15629,7 @@
               <w:spacing w:after="10" w:before="0"/>
               <w:ind w:left="120"/>
             </w:pPr>
-            <w:hyperlink w:history="1" r:id="rIdkv9vh7c7tyblaktgb3t0g">
+            <w:hyperlink w:history="1" r:id="rIdawnxfvxvu3il4vum28_he">
               <w:r>
                 <w:rPr>
                   <w:rFonts w:ascii="Arial" w:cs="Arial" w:eastAsia="Arial" w:hAnsi="Arial"/>
@@ -15674,7 +15674,7 @@
             <w:pPr>
               <w:spacing w:after="20" w:before="0"/>
             </w:pPr>
-            <w:hyperlink w:history="1" r:id="rIdt7ezhdv1drxnxqmzbi2e7">
+            <w:hyperlink w:history="1" r:id="rIdlxeiofaxti_do2n2enfu6">
               <w:r>
                 <w:rPr>
                   <w:rFonts w:ascii="Arial" w:cs="Arial" w:eastAsia="Arial" w:hAnsi="Arial"/>
@@ -15707,7 +15707,7 @@
               <w:spacing w:after="10" w:before="0"/>
               <w:ind w:left="120"/>
             </w:pPr>
-            <w:hyperlink w:history="1" r:id="rIdjqcxw4mpgm3h0mjfr6rqw">
+            <w:hyperlink w:history="1" r:id="rIdd8ypufq9e7u7zwe-bfqo7">
               <w:r>
                 <w:rPr>
                   <w:rFonts w:ascii="Arial" w:cs="Arial" w:eastAsia="Arial" w:hAnsi="Arial"/>
@@ -15907,7 +15907,7 @@
             <w:pPr>
               <w:spacing w:after="20" w:before="0"/>
             </w:pPr>
-            <w:hyperlink w:history="1" r:id="rIddfhr-6n7ir8mubo410aji">
+            <w:hyperlink w:history="1" r:id="rIdhsoawhvsojvkgufl1rgjp">
               <w:r>
                 <w:rPr>
                   <w:rFonts w:ascii="Arial" w:cs="Arial" w:eastAsia="Arial" w:hAnsi="Arial"/>
@@ -15956,7 +15956,7 @@
               <w:spacing w:after="10" w:before="0"/>
               <w:ind w:left="120"/>
             </w:pPr>
-            <w:hyperlink w:history="1" r:id="rIdsuiomxztv0klzz5rpca_v">
+            <w:hyperlink w:history="1" r:id="rIdr1igfewjt2mccdnmvofzh">
               <w:r>
                 <w:rPr>
                   <w:rFonts w:ascii="Arial" w:cs="Arial" w:eastAsia="Arial" w:hAnsi="Arial"/>
@@ -16001,7 +16001,7 @@
             <w:pPr>
               <w:spacing w:after="20" w:before="0"/>
             </w:pPr>
-            <w:hyperlink w:history="1" r:id="rIdlvmua3ebfdynhcu9yc_jm">
+            <w:hyperlink w:history="1" r:id="rId43ymwcomuan_e6ggd0ytu">
               <w:r>
                 <w:rPr>
                   <w:rFonts w:ascii="Arial" w:cs="Arial" w:eastAsia="Arial" w:hAnsi="Arial"/>
@@ -16034,7 +16034,7 @@
               <w:spacing w:after="10" w:before="0"/>
               <w:ind w:left="120"/>
             </w:pPr>
-            <w:hyperlink w:history="1" r:id="rIdqzzkwvsaxrbwpd8hy3vqu">
+            <w:hyperlink w:history="1" r:id="rIdtrfwdy7gfraj5jkjjmypl">
               <w:r>
                 <w:rPr>
                   <w:rFonts w:ascii="Arial" w:cs="Arial" w:eastAsia="Arial" w:hAnsi="Arial"/>
@@ -16234,7 +16234,7 @@
             <w:pPr>
               <w:spacing w:after="20" w:before="0"/>
             </w:pPr>
-            <w:hyperlink w:history="1" r:id="rIdiyxw60k2x2gsuzfjpsbud">
+            <w:hyperlink w:history="1" r:id="rIdujo-k62jbh8u66ouakwgr">
               <w:r>
                 <w:rPr>
                   <w:rFonts w:ascii="Arial" w:cs="Arial" w:eastAsia="Arial" w:hAnsi="Arial"/>
@@ -16283,7 +16283,7 @@
               <w:spacing w:after="10" w:before="0"/>
               <w:ind w:left="120"/>
             </w:pPr>
-            <w:hyperlink w:history="1" r:id="rIdjyrhmeu9rwnprlydpy56i">
+            <w:hyperlink w:history="1" r:id="rId9qnnnesgvc7rsasjwy9or">
               <w:r>
                 <w:rPr>
                   <w:rFonts w:ascii="Arial" w:cs="Arial" w:eastAsia="Arial" w:hAnsi="Arial"/>
@@ -16328,7 +16328,7 @@
             <w:pPr>
               <w:spacing w:after="20" w:before="0"/>
             </w:pPr>
-            <w:hyperlink w:history="1" r:id="rIdo_brlb9ecfpjb3j7sageq">
+            <w:hyperlink w:history="1" r:id="rIdqfsrp5nggifvv60tis6nf">
               <w:r>
                 <w:rPr>
                   <w:rFonts w:ascii="Arial" w:cs="Arial" w:eastAsia="Arial" w:hAnsi="Arial"/>
@@ -16361,7 +16361,7 @@
               <w:spacing w:after="10" w:before="0"/>
               <w:ind w:left="120"/>
             </w:pPr>
-            <w:hyperlink w:history="1" r:id="rId49-hzh84svoc4rosonab4">
+            <w:hyperlink w:history="1" r:id="rIdp3sr17z53bxwngjywq1nz">
               <w:r>
                 <w:rPr>
                   <w:rFonts w:ascii="Arial" w:cs="Arial" w:eastAsia="Arial" w:hAnsi="Arial"/>
@@ -16561,7 +16561,7 @@
             <w:pPr>
               <w:spacing w:after="20" w:before="0"/>
             </w:pPr>
-            <w:hyperlink w:history="1" r:id="rIdhb_jmbfd03yhumthjkva0">
+            <w:hyperlink w:history="1" r:id="rId8bgnuyj5xxechxsjvqndu">
               <w:r>
                 <w:rPr>
                   <w:rFonts w:ascii="Arial" w:cs="Arial" w:eastAsia="Arial" w:hAnsi="Arial"/>
@@ -16610,7 +16610,7 @@
               <w:spacing w:after="10" w:before="0"/>
               <w:ind w:left="120"/>
             </w:pPr>
-            <w:hyperlink w:history="1" r:id="rIdwohzrgy6mt8t-lqiyia_k">
+            <w:hyperlink w:history="1" r:id="rIdpkf5iv8vrbyhsllushu4e">
               <w:r>
                 <w:rPr>
                   <w:rFonts w:ascii="Arial" w:cs="Arial" w:eastAsia="Arial" w:hAnsi="Arial"/>
@@ -16655,7 +16655,7 @@
             <w:pPr>
               <w:spacing w:after="20" w:before="0"/>
             </w:pPr>
-            <w:hyperlink w:history="1" r:id="rIdcyy9t0vsq36lctogpopss">
+            <w:hyperlink w:history="1" r:id="rIda1u9-0woe9efmjaz9xufr">
               <w:r>
                 <w:rPr>
                   <w:rFonts w:ascii="Arial" w:cs="Arial" w:eastAsia="Arial" w:hAnsi="Arial"/>
@@ -16704,7 +16704,7 @@
               <w:spacing w:after="10" w:before="0"/>
               <w:ind w:left="120"/>
             </w:pPr>
-            <w:hyperlink w:history="1" r:id="rIdep0wb1yit0yyk8rkzk7ka">
+            <w:hyperlink w:history="1" r:id="rId04oodnil5yff0ja9hqdn6">
               <w:r>
                 <w:rPr>
                   <w:rFonts w:ascii="Arial" w:cs="Arial" w:eastAsia="Arial" w:hAnsi="Arial"/>
@@ -17229,7 +17229,7 @@
         </w:rPr>
         <w:t xml:space="preserve">© 2026 SeaVuria and ARES. Aligned with KICD objectives. Developed by SeaVuria; technical implementation by ARES (with AI assistance from Claude). Licensed under </w:t>
       </w:r>
-      <w:hyperlink w:history="1" r:id="rId5vtr4vqehe3r3vn0lqf01">
+      <w:hyperlink w:history="1" r:id="rId49q-6bd3keld6_gcxqjuh">
         <w:r>
           <w:rPr>
             <w:rFonts w:ascii="Arial" w:cs="Arial" w:eastAsia="Arial" w:hAnsi="Arial"/>
@@ -17250,7 +17250,7 @@
         </w:rPr>
         <w:t xml:space="preserve"> (</w:t>
       </w:r>
-      <w:hyperlink w:history="1" r:id="rIddgsssrt4oljzj8yrvhjdf">
+      <w:hyperlink w:history="1" r:id="rIdlwej6tdztqvmz2ubjkka9">
         <w:r>
           <w:rPr>
             <w:rFonts w:ascii="Arial" w:cs="Arial" w:eastAsia="Arial" w:hAnsi="Arial"/>
@@ -18290,7 +18290,7 @@
             <w:pPr>
               <w:spacing w:after="20" w:before="0"/>
             </w:pPr>
-            <w:hyperlink w:history="1" r:id="rIdixh5p8148blx6giom3h70">
+            <w:hyperlink w:history="1" r:id="rIdxf29hvi1y8heawbad-qub">
               <w:r>
                 <w:rPr>
                   <w:rFonts w:ascii="Arial" w:cs="Arial" w:eastAsia="Arial" w:hAnsi="Arial"/>
@@ -18323,7 +18323,7 @@
               <w:spacing w:after="10" w:before="0"/>
               <w:ind w:left="120"/>
             </w:pPr>
-            <w:hyperlink w:history="1" r:id="rIddzfnmqijxinaikmhoeltc">
+            <w:hyperlink w:history="1" r:id="rId98oihczfoz4akfnwowyvs">
               <w:r>
                 <w:rPr>
                   <w:rFonts w:ascii="Arial" w:cs="Arial" w:eastAsia="Arial" w:hAnsi="Arial"/>
@@ -18368,7 +18368,7 @@
             <w:pPr>
               <w:spacing w:after="20" w:before="0"/>
             </w:pPr>
-            <w:hyperlink w:history="1" r:id="rIdgj1djduqlu7jnwmm8z2kp">
+            <w:hyperlink w:history="1" r:id="rId-i-ixk1na9cvhdporxube">
               <w:r>
                 <w:rPr>
                   <w:rFonts w:ascii="Arial" w:cs="Arial" w:eastAsia="Arial" w:hAnsi="Arial"/>
@@ -18417,7 +18417,7 @@
               <w:spacing w:after="10" w:before="0"/>
               <w:ind w:left="120"/>
             </w:pPr>
-            <w:hyperlink w:history="1" r:id="rIdnhcmygnuvcne_iggtmt0u">
+            <w:hyperlink w:history="1" r:id="rIdtdhnvhbtij234pbcvjqvi">
               <w:r>
                 <w:rPr>
                   <w:rFonts w:ascii="Arial" w:cs="Arial" w:eastAsia="Arial" w:hAnsi="Arial"/>
@@ -18617,7 +18617,7 @@
             <w:pPr>
               <w:spacing w:after="20" w:before="0"/>
             </w:pPr>
-            <w:hyperlink w:history="1" r:id="rIdkyslu6og6vkzymeupqifm">
+            <w:hyperlink w:history="1" r:id="rIdqckdwpwyj94hbdeoy4ll8">
               <w:r>
                 <w:rPr>
                   <w:rFonts w:ascii="Arial" w:cs="Arial" w:eastAsia="Arial" w:hAnsi="Arial"/>
@@ -18650,7 +18650,7 @@
               <w:spacing w:after="10" w:before="0"/>
               <w:ind w:left="120"/>
             </w:pPr>
-            <w:hyperlink w:history="1" r:id="rId81nowng0eraoamke52nrx">
+            <w:hyperlink w:history="1" r:id="rIdfmklhehaswpa4u-c-bdma">
               <w:r>
                 <w:rPr>
                   <w:rFonts w:ascii="Arial" w:cs="Arial" w:eastAsia="Arial" w:hAnsi="Arial"/>
@@ -18695,7 +18695,7 @@
             <w:pPr>
               <w:spacing w:after="20" w:before="0"/>
             </w:pPr>
-            <w:hyperlink w:history="1" r:id="rIdsgm4o3z8tjn0iepsd8m1h">
+            <w:hyperlink w:history="1" r:id="rIdwtvqfquo-qontsewpvznl">
               <w:r>
                 <w:rPr>
                   <w:rFonts w:ascii="Arial" w:cs="Arial" w:eastAsia="Arial" w:hAnsi="Arial"/>
@@ -18744,7 +18744,7 @@
               <w:spacing w:after="10" w:before="0"/>
               <w:ind w:left="120"/>
             </w:pPr>
-            <w:hyperlink w:history="1" r:id="rIdxb3vyyu_ud2a9qpg2wieb">
+            <w:hyperlink w:history="1" r:id="rIdp-aeh9ayrh5shgkn_p3iq">
               <w:r>
                 <w:rPr>
                   <w:rFonts w:ascii="Arial" w:cs="Arial" w:eastAsia="Arial" w:hAnsi="Arial"/>
@@ -18944,7 +18944,7 @@
             <w:pPr>
               <w:spacing w:after="20" w:before="0"/>
             </w:pPr>
-            <w:hyperlink w:history="1" r:id="rIdfbhjeztd_fnpfasmkfiun">
+            <w:hyperlink w:history="1" r:id="rIdtvihjwynkomkv5ekr0hr0">
               <w:r>
                 <w:rPr>
                   <w:rFonts w:ascii="Arial" w:cs="Arial" w:eastAsia="Arial" w:hAnsi="Arial"/>
@@ -18993,7 +18993,7 @@
               <w:spacing w:after="10" w:before="0"/>
               <w:ind w:left="120"/>
             </w:pPr>
-            <w:hyperlink w:history="1" r:id="rId13-9ztsgfiu6hvcx8ffnx">
+            <w:hyperlink w:history="1" r:id="rIdw8klr2wcqhexwlmqypmrc">
               <w:r>
                 <w:rPr>
                   <w:rFonts w:ascii="Arial" w:cs="Arial" w:eastAsia="Arial" w:hAnsi="Arial"/>
@@ -19038,7 +19038,7 @@
             <w:pPr>
               <w:spacing w:after="20" w:before="0"/>
             </w:pPr>
-            <w:hyperlink w:history="1" r:id="rIdvpzjgbzqtyrfkderdu209">
+            <w:hyperlink w:history="1" r:id="rIdrsqwhltmhli8dbzgh9ex0">
               <w:r>
                 <w:rPr>
                   <w:rFonts w:ascii="Arial" w:cs="Arial" w:eastAsia="Arial" w:hAnsi="Arial"/>
@@ -19087,7 +19087,7 @@
               <w:spacing w:after="10" w:before="0"/>
               <w:ind w:left="120"/>
             </w:pPr>
-            <w:hyperlink w:history="1" r:id="rId6mvl8rqnsmm6uskdmkiy-">
+            <w:hyperlink w:history="1" r:id="rIdxkg1ajhejukokvpsur0df">
               <w:r>
                 <w:rPr>
                   <w:rFonts w:ascii="Arial" w:cs="Arial" w:eastAsia="Arial" w:hAnsi="Arial"/>
@@ -19287,7 +19287,7 @@
             <w:pPr>
               <w:spacing w:after="20" w:before="0"/>
             </w:pPr>
-            <w:hyperlink w:history="1" r:id="rIdn04sngeh6xgo8sv7q85dm">
+            <w:hyperlink w:history="1" r:id="rId1mo8_6nzjfhoedx6lewjg">
               <w:r>
                 <w:rPr>
                   <w:rFonts w:ascii="Arial" w:cs="Arial" w:eastAsia="Arial" w:hAnsi="Arial"/>
@@ -19336,7 +19336,7 @@
               <w:spacing w:after="10" w:before="0"/>
               <w:ind w:left="120"/>
             </w:pPr>
-            <w:hyperlink w:history="1" r:id="rIdflcw1e_xfr6efvnt5nxzn">
+            <w:hyperlink w:history="1" r:id="rId-lp8ykpj130alxk-7pulr">
               <w:r>
                 <w:rPr>
                   <w:rFonts w:ascii="Arial" w:cs="Arial" w:eastAsia="Arial" w:hAnsi="Arial"/>
@@ -19381,7 +19381,7 @@
             <w:pPr>
               <w:spacing w:after="20" w:before="0"/>
             </w:pPr>
-            <w:hyperlink w:history="1" r:id="rId112-gj7zo73xaorqqqmz5">
+            <w:hyperlink w:history="1" r:id="rIdnwk3fzvf6pesg_ypmtveb">
               <w:r>
                 <w:rPr>
                   <w:rFonts w:ascii="Arial" w:cs="Arial" w:eastAsia="Arial" w:hAnsi="Arial"/>
@@ -19430,7 +19430,7 @@
               <w:spacing w:after="10" w:before="0"/>
               <w:ind w:left="120"/>
             </w:pPr>
-            <w:hyperlink w:history="1" r:id="rIdshdgxjwr-l0vdntavyspp">
+            <w:hyperlink w:history="1" r:id="rIdl0y_dopeagc9ubjz62bq2">
               <w:r>
                 <w:rPr>
                   <w:rFonts w:ascii="Arial" w:cs="Arial" w:eastAsia="Arial" w:hAnsi="Arial"/>
@@ -19630,7 +19630,7 @@
             <w:pPr>
               <w:spacing w:after="20" w:before="0"/>
             </w:pPr>
-            <w:hyperlink w:history="1" r:id="rIdoo2wruc5z3g1ruln4eajw">
+            <w:hyperlink w:history="1" r:id="rIdxrfd6szwhcqguot2jzdn2">
               <w:r>
                 <w:rPr>
                   <w:rFonts w:ascii="Arial" w:cs="Arial" w:eastAsia="Arial" w:hAnsi="Arial"/>
@@ -19679,7 +19679,7 @@
               <w:spacing w:after="10" w:before="0"/>
               <w:ind w:left="120"/>
             </w:pPr>
-            <w:hyperlink w:history="1" r:id="rIdz5c7liqsoqeq8kr8-yk6w">
+            <w:hyperlink w:history="1" r:id="rIdfbvfr3ypnxfj4qqyu0xlf">
               <w:r>
                 <w:rPr>
                   <w:rFonts w:ascii="Arial" w:cs="Arial" w:eastAsia="Arial" w:hAnsi="Arial"/>
@@ -19724,7 +19724,7 @@
             <w:pPr>
               <w:spacing w:after="20" w:before="0"/>
             </w:pPr>
-            <w:hyperlink w:history="1" r:id="rIdrw-ua0iy2pd98lknwkdys">
+            <w:hyperlink w:history="1" r:id="rIdaz9f04nimdwaburotzpvn">
               <w:r>
                 <w:rPr>
                   <w:rFonts w:ascii="Arial" w:cs="Arial" w:eastAsia="Arial" w:hAnsi="Arial"/>
@@ -19773,7 +19773,7 @@
               <w:spacing w:after="10" w:before="0"/>
               <w:ind w:left="120"/>
             </w:pPr>
-            <w:hyperlink w:history="1" r:id="rId-l3ja1hsxdrgrnw_8ol6q">
+            <w:hyperlink w:history="1" r:id="rIdwe3zwti0yuq0nu2zwbuep">
               <w:r>
                 <w:rPr>
                   <w:rFonts w:ascii="Arial" w:cs="Arial" w:eastAsia="Arial" w:hAnsi="Arial"/>
@@ -20298,7 +20298,7 @@
         </w:rPr>
         <w:t xml:space="preserve">© 2026 SeaVuria and ARES. Aligned with KICD objectives. Developed by SeaVuria; technical implementation by ARES (with AI assistance from Claude). Licensed under </w:t>
       </w:r>
-      <w:hyperlink w:history="1" r:id="rIdwqjpvn6z-y7g4agalm3b9">
+      <w:hyperlink w:history="1" r:id="rIddozvfv-rptfkttnjo0nm_">
         <w:r>
           <w:rPr>
             <w:rFonts w:ascii="Arial" w:cs="Arial" w:eastAsia="Arial" w:hAnsi="Arial"/>
@@ -20319,7 +20319,7 @@
         </w:rPr>
         <w:t xml:space="preserve"> (</w:t>
       </w:r>
-      <w:hyperlink w:history="1" r:id="rIdjv_ghhvj3srbssgnbsfld">
+      <w:hyperlink w:history="1" r:id="rIdho9ckktwf6ys3f-hhdiaz">
         <w:r>
           <w:rPr>
             <w:rFonts w:ascii="Arial" w:cs="Arial" w:eastAsia="Arial" w:hAnsi="Arial"/>
@@ -21359,7 +21359,7 @@
             <w:pPr>
               <w:spacing w:after="20" w:before="0"/>
             </w:pPr>
-            <w:hyperlink w:history="1" r:id="rIddnq7da-w5khikpfyvwnfq">
+            <w:hyperlink w:history="1" r:id="rIdw74h8vkxmnmly5akokuqi">
               <w:r>
                 <w:rPr>
                   <w:rFonts w:ascii="Arial" w:cs="Arial" w:eastAsia="Arial" w:hAnsi="Arial"/>
@@ -21392,7 +21392,7 @@
               <w:spacing w:after="10" w:before="0"/>
               <w:ind w:left="120"/>
             </w:pPr>
-            <w:hyperlink w:history="1" r:id="rIdfs0rmbn9o5xkjpymoqgga">
+            <w:hyperlink w:history="1" r:id="rIdhrbdto0pdvu0cxtixv3gm">
               <w:r>
                 <w:rPr>
                   <w:rFonts w:ascii="Arial" w:cs="Arial" w:eastAsia="Arial" w:hAnsi="Arial"/>
@@ -21437,7 +21437,7 @@
             <w:pPr>
               <w:spacing w:after="20" w:before="0"/>
             </w:pPr>
-            <w:hyperlink w:history="1" r:id="rIdiog7_zdlrnagv1hxldbhx">
+            <w:hyperlink w:history="1" r:id="rIdikwmsgcnk2oipmloyc5sq">
               <w:r>
                 <w:rPr>
                   <w:rFonts w:ascii="Arial" w:cs="Arial" w:eastAsia="Arial" w:hAnsi="Arial"/>
@@ -21470,7 +21470,7 @@
               <w:spacing w:after="10" w:before="0"/>
               <w:ind w:left="120"/>
             </w:pPr>
-            <w:hyperlink w:history="1" r:id="rIdgsg2ucjrvpj1xu-o1peim">
+            <w:hyperlink w:history="1" r:id="rId880twkqssrirvtci6rmay">
               <w:r>
                 <w:rPr>
                   <w:rFonts w:ascii="Arial" w:cs="Arial" w:eastAsia="Arial" w:hAnsi="Arial"/>
@@ -21670,7 +21670,7 @@
             <w:pPr>
               <w:spacing w:after="20" w:before="0"/>
             </w:pPr>
-            <w:hyperlink w:history="1" r:id="rIdpnhv9gwxcvc9bkentrsqu">
+            <w:hyperlink w:history="1" r:id="rId-szmbep5skd-xve1vqrgb">
               <w:r>
                 <w:rPr>
                   <w:rFonts w:ascii="Arial" w:cs="Arial" w:eastAsia="Arial" w:hAnsi="Arial"/>
@@ -21703,7 +21703,7 @@
               <w:spacing w:after="10" w:before="0"/>
               <w:ind w:left="120"/>
             </w:pPr>
-            <w:hyperlink w:history="1" r:id="rIdyprr-rwmi8hhinrktscmq">
+            <w:hyperlink w:history="1" r:id="rId7mqjjarrlrq9mpr0jmdot">
               <w:r>
                 <w:rPr>
                   <w:rFonts w:ascii="Arial" w:cs="Arial" w:eastAsia="Arial" w:hAnsi="Arial"/>
@@ -21748,7 +21748,7 @@
             <w:pPr>
               <w:spacing w:after="20" w:before="0"/>
             </w:pPr>
-            <w:hyperlink w:history="1" r:id="rIdmcdc6w0-0gpw43xhlpjou">
+            <w:hyperlink w:history="1" r:id="rIdauxsxlfqpcfioegz15i_u">
               <w:r>
                 <w:rPr>
                   <w:rFonts w:ascii="Arial" w:cs="Arial" w:eastAsia="Arial" w:hAnsi="Arial"/>
@@ -21781,7 +21781,7 @@
               <w:spacing w:after="10" w:before="0"/>
               <w:ind w:left="120"/>
             </w:pPr>
-            <w:hyperlink w:history="1" r:id="rId0wlep2_c2urwp2ebziq3y">
+            <w:hyperlink w:history="1" r:id="rId-zznmtj4lnas-_cn8wfhw">
               <w:r>
                 <w:rPr>
                   <w:rFonts w:ascii="Arial" w:cs="Arial" w:eastAsia="Arial" w:hAnsi="Arial"/>
@@ -21981,7 +21981,7 @@
             <w:pPr>
               <w:spacing w:after="20" w:before="0"/>
             </w:pPr>
-            <w:hyperlink w:history="1" r:id="rId8s7la9l8kgt5xuxbse3wa">
+            <w:hyperlink w:history="1" r:id="rIdjysyjon89qdydzvj7uy6z">
               <w:r>
                 <w:rPr>
                   <w:rFonts w:ascii="Arial" w:cs="Arial" w:eastAsia="Arial" w:hAnsi="Arial"/>
@@ -22014,7 +22014,7 @@
               <w:spacing w:after="10" w:before="0"/>
               <w:ind w:left="120"/>
             </w:pPr>
-            <w:hyperlink w:history="1" r:id="rIdb026zpowhcdmemraaziob">
+            <w:hyperlink w:history="1" r:id="rId0rrdok54mizfkkeayrmdz">
               <w:r>
                 <w:rPr>
                   <w:rFonts w:ascii="Arial" w:cs="Arial" w:eastAsia="Arial" w:hAnsi="Arial"/>
@@ -22059,7 +22059,7 @@
             <w:pPr>
               <w:spacing w:after="20" w:before="0"/>
             </w:pPr>
-            <w:hyperlink w:history="1" r:id="rIdgwvuuiqrclaisfrzzvsr2">
+            <w:hyperlink w:history="1" r:id="rIdsrn1zfuvhl78hd1ol-nfv">
               <w:r>
                 <w:rPr>
                   <w:rFonts w:ascii="Arial" w:cs="Arial" w:eastAsia="Arial" w:hAnsi="Arial"/>
@@ -22108,7 +22108,7 @@
               <w:spacing w:after="10" w:before="0"/>
               <w:ind w:left="120"/>
             </w:pPr>
-            <w:hyperlink w:history="1" r:id="rIdfb84ow7aoidy9szltujrh">
+            <w:hyperlink w:history="1" r:id="rIdcvrzgvmass9lxtoy5kd8c">
               <w:r>
                 <w:rPr>
                   <w:rFonts w:ascii="Arial" w:cs="Arial" w:eastAsia="Arial" w:hAnsi="Arial"/>
@@ -22308,7 +22308,7 @@
             <w:pPr>
               <w:spacing w:after="20" w:before="0"/>
             </w:pPr>
-            <w:hyperlink w:history="1" r:id="rIdj4hz_nzbgiowy0koosmek">
+            <w:hyperlink w:history="1" r:id="rIdyqtwzjuujwssku20fufqt">
               <w:r>
                 <w:rPr>
                   <w:rFonts w:ascii="Arial" w:cs="Arial" w:eastAsia="Arial" w:hAnsi="Arial"/>
@@ -22341,7 +22341,7 @@
               <w:spacing w:after="10" w:before="0"/>
               <w:ind w:left="120"/>
             </w:pPr>
-            <w:hyperlink w:history="1" r:id="rIdpgi17w0dxe71rlbtq7bid">
+            <w:hyperlink w:history="1" r:id="rIdxbhif9kwcq1tv1adjljac">
               <w:r>
                 <w:rPr>
                   <w:rFonts w:ascii="Arial" w:cs="Arial" w:eastAsia="Arial" w:hAnsi="Arial"/>
@@ -22386,7 +22386,7 @@
             <w:pPr>
               <w:spacing w:after="20" w:before="0"/>
             </w:pPr>
-            <w:hyperlink w:history="1" r:id="rIdgjawft8f0vz3l7cl5wpqg">
+            <w:hyperlink w:history="1" r:id="rIdod6m9f96ll4ahak3vr_rn">
               <w:r>
                 <w:rPr>
                   <w:rFonts w:ascii="Arial" w:cs="Arial" w:eastAsia="Arial" w:hAnsi="Arial"/>
@@ -22435,7 +22435,7 @@
               <w:spacing w:after="10" w:before="0"/>
               <w:ind w:left="120"/>
             </w:pPr>
-            <w:hyperlink w:history="1" r:id="rIdangzd-6291yvz-zdl4apc">
+            <w:hyperlink w:history="1" r:id="rIdhrux9f-9nxx92iydfmq1t">
               <w:r>
                 <w:rPr>
                   <w:rFonts w:ascii="Arial" w:cs="Arial" w:eastAsia="Arial" w:hAnsi="Arial"/>
@@ -22635,7 +22635,7 @@
             <w:pPr>
               <w:spacing w:after="20" w:before="0"/>
             </w:pPr>
-            <w:hyperlink w:history="1" r:id="rIdd_ddi2tyvah_c1qr1zz1y">
+            <w:hyperlink w:history="1" r:id="rId6rd-wuv4cbaavxbivrhti">
               <w:r>
                 <w:rPr>
                   <w:rFonts w:ascii="Arial" w:cs="Arial" w:eastAsia="Arial" w:hAnsi="Arial"/>
@@ -22668,7 +22668,7 @@
               <w:spacing w:after="10" w:before="0"/>
               <w:ind w:left="120"/>
             </w:pPr>
-            <w:hyperlink w:history="1" r:id="rId61kpjahvdyu0ur-ayd7id">
+            <w:hyperlink w:history="1" r:id="rIdu2krkrjsbzxngg7o6jmos">
               <w:r>
                 <w:rPr>
                   <w:rFonts w:ascii="Arial" w:cs="Arial" w:eastAsia="Arial" w:hAnsi="Arial"/>
@@ -22713,7 +22713,7 @@
             <w:pPr>
               <w:spacing w:after="20" w:before="0"/>
             </w:pPr>
-            <w:hyperlink w:history="1" r:id="rIdnq4cv2fgelykhmg2oxsfh">
+            <w:hyperlink w:history="1" r:id="rIdo2b_6bar_gjioi_nxurwj">
               <w:r>
                 <w:rPr>
                   <w:rFonts w:ascii="Arial" w:cs="Arial" w:eastAsia="Arial" w:hAnsi="Arial"/>
@@ -22762,7 +22762,7 @@
               <w:spacing w:after="10" w:before="0"/>
               <w:ind w:left="120"/>
             </w:pPr>
-            <w:hyperlink w:history="1" r:id="rIdckwscym_4csru8s7lau6o">
+            <w:hyperlink w:history="1" r:id="rIdxrjj6t4ly6pna3an89hnu">
               <w:r>
                 <w:rPr>
                   <w:rFonts w:ascii="Arial" w:cs="Arial" w:eastAsia="Arial" w:hAnsi="Arial"/>
@@ -23287,7 +23287,7 @@
         </w:rPr>
         <w:t xml:space="preserve">© 2026 SeaVuria and ARES. Aligned with KICD objectives. Developed by SeaVuria; technical implementation by ARES (with AI assistance from Claude). Licensed under </w:t>
       </w:r>
-      <w:hyperlink w:history="1" r:id="rId7i3ueahbxk9bzw0vvjusl">
+      <w:hyperlink w:history="1" r:id="rIdysnddwiozcmr4mtzezx7z">
         <w:r>
           <w:rPr>
             <w:rFonts w:ascii="Arial" w:cs="Arial" w:eastAsia="Arial" w:hAnsi="Arial"/>
@@ -23308,7 +23308,7 @@
         </w:rPr>
         <w:t xml:space="preserve"> (</w:t>
       </w:r>
-      <w:hyperlink w:history="1" r:id="rIdh2lcz-fshpav4ah0jkgjg">
+      <w:hyperlink w:history="1" r:id="rIdbh-dvoewhhpqk1uhdkizn">
         <w:r>
           <w:rPr>
             <w:rFonts w:ascii="Arial" w:cs="Arial" w:eastAsia="Arial" w:hAnsi="Arial"/>
